--- a/Material/Quizes/06_Tools Quiz.docx
+++ b/Material/Quizes/06_Tools Quiz.docx
@@ -296,8 +296,14 @@
           <w:ilvl w:val="1"/>
           <w:numId w:val="16"/>
         </w:numPr>
+        <w:rPr>
+          <w:highlight w:val="green"/>
+        </w:rPr>
       </w:pPr>
       <w:r>
+        <w:rPr>
+          <w:highlight w:val="green"/>
+        </w:rPr>
         <w:t xml:space="preserve">Network Miner is a passive analyzer that can automatically extract files and certificates from PCAP files. </w:t>
       </w:r>
     </w:p>
@@ -308,6 +314,19 @@
       <w:r>
         <w:t>Explanation:</w:t>
       </w:r>
+    </w:p>
+    <w:p>
+      <w:pPr>
+        <w:ind w:left="720"/>
+      </w:pPr>
+      <w:r>
+        <w:t xml:space="preserve">Unlike active sniffers, Network Miner focuses on reconstructing files and gathering host info from existing traffic captures without generating its own traffic. </w:t>
+      </w:r>
+    </w:p>
+    <w:p>
+      <w:pPr>
+        <w:ind w:left="720"/>
+      </w:pPr>
     </w:p>
     <w:p>
       <w:pPr>

--- a/Material/Quizes/06_Tools Quiz.docx
+++ b/Material/Quizes/06_Tools Quiz.docx
@@ -19,23 +19,7 @@
           <w:b/>
           <w:bCs/>
         </w:rPr>
-        <w:t>In the context of a ransomware attack investigation</w:t>
-      </w:r>
-      <w:proofErr w:type="gramStart"/>
-      <w:r>
-        <w:rPr>
-          <w:b/>
-          <w:bCs/>
-        </w:rPr>
-        <w:t>, which</w:t>
-      </w:r>
-      <w:proofErr w:type="gramEnd"/>
-      <w:r>
-        <w:rPr>
-          <w:b/>
-          <w:bCs/>
-        </w:rPr>
-        <w:t xml:space="preserve"> specific command is used to discover evidence of lateral movement by inspecting the hardware address mappings?</w:t>
+        <w:t>In the context of a ransomware attack investigation, which specific command is used to discover evidence of lateral movement by inspecting the hardware address mappings?</w:t>
       </w:r>
     </w:p>
     <w:p>
@@ -139,21 +123,12 @@
         </w:rPr>
         <w:t xml:space="preserve">A forensic responder needs to extract an encryption key, such as </w:t>
       </w:r>
-      <w:proofErr w:type="gramStart"/>
       <w:r>
         <w:rPr>
           <w:b/>
           <w:bCs/>
         </w:rPr>
-        <w:t>an</w:t>
-      </w:r>
-      <w:proofErr w:type="gramEnd"/>
-      <w:r>
-        <w:rPr>
-          <w:b/>
-          <w:bCs/>
-        </w:rPr>
-        <w:t xml:space="preserve"> key</w:t>
+        <w:t>an key</w:t>
       </w:r>
       <w:r>
         <w:rPr>
@@ -331,7 +306,191 @@
     <w:p>
       <w:pPr>
         <w:ind w:left="720"/>
-      </w:pPr>
+        <w:rPr>
+          <w:b/>
+          <w:bCs/>
+        </w:rPr>
+      </w:pPr>
+      <w:r>
+        <w:rPr>
+          <w:b/>
+          <w:bCs/>
+        </w:rPr>
+        <w:t>In a scenario where a  system is too large for standard static acquisition, which method should a forensic analyst employ to retrieve only the data relevant to the case?</w:t>
+      </w:r>
+    </w:p>
+    <w:p>
+      <w:pPr>
+        <w:ind w:left="720"/>
+      </w:pPr>
+      <w:r>
+        <w:t>Live RAM capture</w:t>
+      </w:r>
+    </w:p>
+    <w:p>
+      <w:pPr>
+        <w:ind w:left="720"/>
+      </w:pPr>
+      <w:r>
+        <w:t>Sparse or logical acquisition</w:t>
+      </w:r>
+    </w:p>
+    <w:p>
+      <w:pPr>
+        <w:ind w:left="720"/>
+      </w:pPr>
+      <w:r>
+        <w:lastRenderedPageBreak/>
+        <w:t>Bit-stream imaging</w:t>
+      </w:r>
+    </w:p>
+    <w:p>
+      <w:pPr>
+        <w:ind w:left="720"/>
+      </w:pPr>
+      <w:r>
+        <w:t>Reverse engineering</w:t>
+      </w:r>
+    </w:p>
+    <w:p>
+      <w:pPr>
+        <w:ind w:left="720"/>
+      </w:pPr>
+      <w:r>
+        <w:t xml:space="preserve">These methods allow the investigator to target specific files or folders, which is necessary when the volume of data exceeds the capacity for a full bit-stream image. </w:t>
+      </w:r>
+    </w:p>
+    <w:p>
+      <w:pPr>
+        <w:ind w:left="720"/>
+      </w:pPr>
+    </w:p>
+    <w:p>
+      <w:pPr>
+        <w:ind w:left="720"/>
+        <w:rPr>
+          <w:b/>
+          <w:bCs/>
+        </w:rPr>
+      </w:pPr>
+      <w:r>
+        <w:rPr>
+          <w:b/>
+          <w:bCs/>
+        </w:rPr>
+        <w:t>Which Windows native command would be most effective for identifying a connection to a Command and Control () server by showing active sockets and the process ID associated with them?</w:t>
+      </w:r>
+    </w:p>
+    <w:p>
+      <w:pPr>
+        <w:ind w:left="720"/>
+      </w:pPr>
+      <w:r>
+        <w:t>Reg query</w:t>
+      </w:r>
+    </w:p>
+    <w:p>
+      <w:pPr>
+        <w:ind w:left="720"/>
+      </w:pPr>
+      <w:r>
+        <w:t>Netstat -</w:t>
+      </w:r>
+      <w:proofErr w:type="spellStart"/>
+      <w:r>
+        <w:t>anob</w:t>
+      </w:r>
+      <w:proofErr w:type="spellEnd"/>
+    </w:p>
+    <w:p>
+      <w:pPr>
+        <w:ind w:left="720"/>
+      </w:pPr>
+      <w:r>
+        <w:t>Ipconfig /all</w:t>
+      </w:r>
+    </w:p>
+    <w:p>
+      <w:pPr>
+        <w:ind w:left="720"/>
+      </w:pPr>
+      <w:proofErr w:type="spellStart"/>
+      <w:r>
+        <w:t>Tasklist</w:t>
+      </w:r>
+      <w:proofErr w:type="spellEnd"/>
+      <w:r>
+        <w:t xml:space="preserve"> /v</w:t>
+      </w:r>
+    </w:p>
+    <w:p>
+      <w:pPr>
+        <w:ind w:left="720"/>
+      </w:pPr>
+      <w:r>
+        <w:t>The ‘-o’ switch displays the PID and the ‘-b’ switch shows the executable involved, allowing the investigator to link a network connection directly to a malicious process.</w:t>
+      </w:r>
+    </w:p>
+    <w:p>
+      <w:pPr>
+        <w:ind w:left="720"/>
+      </w:pPr>
+    </w:p>
+    <w:p>
+      <w:pPr>
+        <w:ind w:left="720"/>
+        <w:rPr>
+          <w:b/>
+          <w:bCs/>
+        </w:rPr>
+      </w:pPr>
+      <w:r>
+        <w:rPr>
+          <w:b/>
+          <w:bCs/>
+        </w:rPr>
+        <w:t>A forensic analyst is monitoring a web server's log files in real-time to detect an ongoing attack. Which Linux command is best suited for this specific task?</w:t>
+      </w:r>
+    </w:p>
+    <w:p>
+      <w:pPr>
+        <w:ind w:left="720"/>
+      </w:pPr>
+      <w:r>
+        <w:t>Grep</w:t>
+      </w:r>
+    </w:p>
+    <w:p>
+      <w:pPr>
+        <w:ind w:left="720"/>
+      </w:pPr>
+      <w:r>
+        <w:t xml:space="preserve">Tail -f </w:t>
+      </w:r>
+    </w:p>
+    <w:p>
+      <w:pPr>
+        <w:ind w:left="720"/>
+      </w:pPr>
+      <w:r>
+        <w:t>Cat</w:t>
+      </w:r>
+    </w:p>
+    <w:p>
+      <w:pPr>
+        <w:ind w:left="720"/>
+      </w:pPr>
+      <w:r>
+        <w:t>Journalctl -u</w:t>
+      </w:r>
+    </w:p>
+    <w:p>
+      <w:pPr>
+        <w:ind w:left="720"/>
+      </w:pPr>
+      <w:r>
+        <w:t xml:space="preserve">The ‘-f ’ (follow) option allows the analyst to see new log entries as they are written, which is critical for live incident response. </w:t>
+      </w:r>
     </w:p>
     <w:sectPr>
       <w:headerReference w:type="default" r:id="rId7"/>
